--- a/RAC/20장/20장_실습문제.docx
+++ b/RAC/20장/20장_실습문제.docx
@@ -42,7 +42,21 @@
           <w:rFonts w:ascii="맑은 고딕" w:hAnsi="맑은 고딕" w:eastAsia="맑은 고딕"/>
           <w:sz w:val="21"/>
         </w:rPr>
-        <w:t>[하-01] `GV$CLUSTER_INTERCONNECTS` 가 보고한 인스턴스 1 의 주소는?</w:t>
+        <w:t xml:space="preserve">[하-01] </w:t>
+      </w:r>
+      <w:r>
+        <w:rPr>
+          <w:rFonts w:ascii="Consolas" w:hAnsi="Consolas" w:eastAsia="Consolas" w:cs="Consolas"/>
+          <w:sz w:val="20"/>
+        </w:rPr>
+        <w:t xml:space="preserve">GV$CLUSTER_INTERCONNECTS</w:t>
+      </w:r>
+      <w:r>
+        <w:rPr>
+          <w:rFonts w:ascii="맑은 고딕" w:hAnsi="맑은 고딕" w:eastAsia="맑은 고딕"/>
+          <w:sz w:val="21"/>
+        </w:rPr>
+        <w:t xml:space="preserve"> 가 보고한 인스턴스 1 의 주소는?</w:t>
       </w:r>
     </w:p>
     <w:p>
@@ -150,7 +164,21 @@
           <w:rFonts w:ascii="맑은 고딕" w:hAnsi="맑은 고딕" w:eastAsia="맑은 고딕"/>
           <w:sz w:val="21"/>
         </w:rPr>
-        <w:t>[하-03] `169.254.x.x` 대역의 이름은?</w:t>
+        <w:t xml:space="preserve">[하-03] </w:t>
+      </w:r>
+      <w:r>
+        <w:rPr>
+          <w:rFonts w:ascii="Consolas" w:hAnsi="Consolas" w:eastAsia="Consolas" w:cs="Consolas"/>
+          <w:sz w:val="20"/>
+        </w:rPr>
+        <w:t xml:space="preserve">169.254.x.x</w:t>
+      </w:r>
+      <w:r>
+        <w:rPr>
+          <w:rFonts w:ascii="맑은 고딕" w:hAnsi="맑은 고딕" w:eastAsia="맑은 고딕"/>
+          <w:sz w:val="21"/>
+        </w:rPr>
+        <w:t xml:space="preserve"> 대역의 이름은?</w:t>
       </w:r>
     </w:p>
     <w:p>
@@ -204,7 +232,35 @@
           <w:rFonts w:ascii="맑은 고딕" w:hAnsi="맑은 고딕" w:eastAsia="맑은 고딕"/>
           <w:sz w:val="21"/>
         </w:rPr>
-        <w:t>[하-04] `oifcfg getif` 가 `ens160` 에 대해 보고한 용도는?</w:t>
+        <w:t xml:space="preserve">[하-04] </w:t>
+      </w:r>
+      <w:r>
+        <w:rPr>
+          <w:rFonts w:ascii="Consolas" w:hAnsi="Consolas" w:eastAsia="Consolas" w:cs="Consolas"/>
+          <w:sz w:val="20"/>
+        </w:rPr>
+        <w:t xml:space="preserve">oifcfg getif</w:t>
+      </w:r>
+      <w:r>
+        <w:rPr>
+          <w:rFonts w:ascii="맑은 고딕" w:hAnsi="맑은 고딕" w:eastAsia="맑은 고딕"/>
+          <w:sz w:val="21"/>
+        </w:rPr>
+        <w:t xml:space="preserve"> 가 </w:t>
+      </w:r>
+      <w:r>
+        <w:rPr>
+          <w:rFonts w:ascii="Consolas" w:hAnsi="Consolas" w:eastAsia="Consolas" w:cs="Consolas"/>
+          <w:sz w:val="20"/>
+        </w:rPr>
+        <w:t xml:space="preserve">ens160</w:t>
+      </w:r>
+      <w:r>
+        <w:rPr>
+          <w:rFonts w:ascii="맑은 고딕" w:hAnsi="맑은 고딕" w:eastAsia="맑은 고딕"/>
+          <w:sz w:val="21"/>
+        </w:rPr>
+        <w:t xml:space="preserve"> 에 대해 보고한 용도는?</w:t>
       </w:r>
     </w:p>
     <w:p>
@@ -312,7 +368,21 @@
           <w:rFonts w:ascii="맑은 고딕" w:hAnsi="맑은 고딕" w:eastAsia="맑은 고딕"/>
           <w:sz w:val="21"/>
         </w:rPr>
-        <w:t>[하-06] RAC 특유의 대기 이벤트가 속한 `WAIT_CLASS` 는?</w:t>
+        <w:t xml:space="preserve">[하-06] RAC 특유의 대기 이벤트가 속한 </w:t>
+      </w:r>
+      <w:r>
+        <w:rPr>
+          <w:rFonts w:ascii="Consolas" w:hAnsi="Consolas" w:eastAsia="Consolas" w:cs="Consolas"/>
+          <w:sz w:val="20"/>
+        </w:rPr>
+        <w:t xml:space="preserve">WAIT_CLASS</w:t>
+      </w:r>
+      <w:r>
+        <w:rPr>
+          <w:rFonts w:ascii="맑은 고딕" w:hAnsi="맑은 고딕" w:eastAsia="맑은 고딕"/>
+          <w:sz w:val="21"/>
+        </w:rPr>
+        <w:t xml:space="preserve"> 는?</w:t>
       </w:r>
     </w:p>
     <w:p>
@@ -366,7 +436,21 @@
           <w:rFonts w:ascii="맑은 고딕" w:hAnsi="맑은 고딕" w:eastAsia="맑은 고딕"/>
           <w:sz w:val="21"/>
         </w:rPr>
-        <w:t>[하-07] `gc` 는 무엇의 약자인가?</w:t>
+        <w:t xml:space="preserve">[하-07] </w:t>
+      </w:r>
+      <w:r>
+        <w:rPr>
+          <w:rFonts w:ascii="Consolas" w:hAnsi="Consolas" w:eastAsia="Consolas" w:cs="Consolas"/>
+          <w:sz w:val="20"/>
+        </w:rPr>
+        <w:t xml:space="preserve">gc</w:t>
+      </w:r>
+      <w:r>
+        <w:rPr>
+          <w:rFonts w:ascii="맑은 고딕" w:hAnsi="맑은 고딕" w:eastAsia="맑은 고딕"/>
+          <w:sz w:val="21"/>
+        </w:rPr>
+        <w:t xml:space="preserve"> 는 무엇의 약자인가?</w:t>
       </w:r>
     </w:p>
     <w:p>
@@ -636,16 +720,44 @@
           <w:rFonts w:ascii="맑은 고딕" w:hAnsi="맑은 고딕" w:eastAsia="맑은 고딕"/>
           <w:sz w:val="21"/>
         </w:rPr>
-        <w:t>[하-12] 19c 에서 `diagcollection.pl` 은?</w:t>
-      </w:r>
-    </w:p>
-    <w:p>
-      <w:r>
-        <w:rPr>
-          <w:rFonts w:ascii="맑은 고딕" w:hAnsi="맑은 고딕" w:eastAsia="맑은 고딕"/>
-          <w:sz w:val="21"/>
-        </w:rPr>
-        <w:t>① `$GRID_HOME/bin` 에 그대로 있다</w:t>
+        <w:t xml:space="preserve">[하-12] 19c 에서 </w:t>
+      </w:r>
+      <w:r>
+        <w:rPr>
+          <w:rFonts w:ascii="Consolas" w:hAnsi="Consolas" w:eastAsia="Consolas" w:cs="Consolas"/>
+          <w:sz w:val="20"/>
+        </w:rPr>
+        <w:t xml:space="preserve">diagcollection.pl</w:t>
+      </w:r>
+      <w:r>
+        <w:rPr>
+          <w:rFonts w:ascii="맑은 고딕" w:hAnsi="맑은 고딕" w:eastAsia="맑은 고딕"/>
+          <w:sz w:val="21"/>
+        </w:rPr>
+        <w:t xml:space="preserve"> 은?</w:t>
+      </w:r>
+    </w:p>
+    <w:p>
+      <w:r>
+        <w:rPr>
+          <w:rFonts w:ascii="맑은 고딕" w:hAnsi="맑은 고딕" w:eastAsia="맑은 고딕"/>
+          <w:sz w:val="21"/>
+        </w:rPr>
+        <w:t xml:space="preserve">① </w:t>
+      </w:r>
+      <w:r>
+        <w:rPr>
+          <w:rFonts w:ascii="Consolas" w:hAnsi="Consolas" w:eastAsia="Consolas" w:cs="Consolas"/>
+          <w:sz w:val="20"/>
+        </w:rPr>
+        <w:t xml:space="preserve">$GRID_HOME/bin</w:t>
+      </w:r>
+      <w:r>
+        <w:rPr>
+          <w:rFonts w:ascii="맑은 고딕" w:hAnsi="맑은 고딕" w:eastAsia="맑은 고딕"/>
+          <w:sz w:val="21"/>
+        </w:rPr>
+        <w:t xml:space="preserve"> 에 그대로 있다</w:t>
       </w:r>
     </w:p>
     <w:p>
@@ -663,16 +775,44 @@
           <w:rFonts w:ascii="맑은 고딕" w:hAnsi="맑은 고딕" w:eastAsia="맑은 고딕"/>
           <w:sz w:val="21"/>
         </w:rPr>
-        <w:t>③ `$ORACLE_HOME/bin` 으로 옮겨졌다</w:t>
-      </w:r>
-    </w:p>
-    <w:p>
-      <w:r>
-        <w:rPr>
-          <w:rFonts w:ascii="맑은 고딕" w:hAnsi="맑은 고딕" w:eastAsia="맑은 고딕"/>
-          <w:sz w:val="21"/>
-        </w:rPr>
-        <w:t>④ 이름만 `diagcollect.pl` 로 바뀌었다</w:t>
+        <w:t xml:space="preserve">③ </w:t>
+      </w:r>
+      <w:r>
+        <w:rPr>
+          <w:rFonts w:ascii="Consolas" w:hAnsi="Consolas" w:eastAsia="Consolas" w:cs="Consolas"/>
+          <w:sz w:val="20"/>
+        </w:rPr>
+        <w:t xml:space="preserve">$ORACLE_HOME/bin</w:t>
+      </w:r>
+      <w:r>
+        <w:rPr>
+          <w:rFonts w:ascii="맑은 고딕" w:hAnsi="맑은 고딕" w:eastAsia="맑은 고딕"/>
+          <w:sz w:val="21"/>
+        </w:rPr>
+        <w:t xml:space="preserve"> 으로 옮겨졌다</w:t>
+      </w:r>
+    </w:p>
+    <w:p>
+      <w:r>
+        <w:rPr>
+          <w:rFonts w:ascii="맑은 고딕" w:hAnsi="맑은 고딕" w:eastAsia="맑은 고딕"/>
+          <w:sz w:val="21"/>
+        </w:rPr>
+        <w:t xml:space="preserve">④ 이름만 </w:t>
+      </w:r>
+      <w:r>
+        <w:rPr>
+          <w:rFonts w:ascii="Consolas" w:hAnsi="Consolas" w:eastAsia="Consolas" w:cs="Consolas"/>
+          <w:sz w:val="20"/>
+        </w:rPr>
+        <w:t xml:space="preserve">diagcollect.pl</w:t>
+      </w:r>
+      <w:r>
+        <w:rPr>
+          <w:rFonts w:ascii="맑은 고딕" w:hAnsi="맑은 고딕" w:eastAsia="맑은 고딕"/>
+          <w:sz w:val="21"/>
+        </w:rPr>
+        <w:t xml:space="preserve"> 로 바뀌었다</w:t>
       </w:r>
     </w:p>
     <w:p>
@@ -852,7 +992,21 @@
           <w:rFonts w:ascii="맑은 고딕" w:hAnsi="맑은 고딕" w:eastAsia="맑은 고딕"/>
           <w:sz w:val="21"/>
         </w:rPr>
-        <w:t>[하-16] `tfactl diagcollect -last 5m` 의 결과는?</w:t>
+        <w:t xml:space="preserve">[하-16] </w:t>
+      </w:r>
+      <w:r>
+        <w:rPr>
+          <w:rFonts w:ascii="Consolas" w:hAnsi="Consolas" w:eastAsia="Consolas" w:cs="Consolas"/>
+          <w:sz w:val="20"/>
+        </w:rPr>
+        <w:t xml:space="preserve">tfactl diagcollect -last 5m</w:t>
+      </w:r>
+      <w:r>
+        <w:rPr>
+          <w:rFonts w:ascii="맑은 고딕" w:hAnsi="맑은 고딕" w:eastAsia="맑은 고딕"/>
+          <w:sz w:val="21"/>
+        </w:rPr>
+        <w:t xml:space="preserve"> 의 결과는?</w:t>
       </w:r>
     </w:p>
     <w:p>
@@ -1130,7 +1284,35 @@
           <w:rFonts w:ascii="맑은 고딕" w:hAnsi="맑은 고딕" w:eastAsia="맑은 고딕"/>
           <w:sz w:val="21"/>
         </w:rPr>
-        <w:t>[중-01] `oifcfg getif` 의 주소와 `GV$CLUSTER_INTERCONNECTS` 의 주소가 다른 이유는?</w:t>
+        <w:t xml:space="preserve">[중-01] </w:t>
+      </w:r>
+      <w:r>
+        <w:rPr>
+          <w:rFonts w:ascii="Consolas" w:hAnsi="Consolas" w:eastAsia="Consolas" w:cs="Consolas"/>
+          <w:sz w:val="20"/>
+        </w:rPr>
+        <w:t xml:space="preserve">oifcfg getif</w:t>
+      </w:r>
+      <w:r>
+        <w:rPr>
+          <w:rFonts w:ascii="맑은 고딕" w:hAnsi="맑은 고딕" w:eastAsia="맑은 고딕"/>
+          <w:sz w:val="21"/>
+        </w:rPr>
+        <w:t xml:space="preserve"> 의 주소와 </w:t>
+      </w:r>
+      <w:r>
+        <w:rPr>
+          <w:rFonts w:ascii="Consolas" w:hAnsi="Consolas" w:eastAsia="Consolas" w:cs="Consolas"/>
+          <w:sz w:val="20"/>
+        </w:rPr>
+        <w:t xml:space="preserve">GV$CLUSTER_INTERCONNECTS</w:t>
+      </w:r>
+      <w:r>
+        <w:rPr>
+          <w:rFonts w:ascii="맑은 고딕" w:hAnsi="맑은 고딕" w:eastAsia="맑은 고딕"/>
+          <w:sz w:val="21"/>
+        </w:rPr>
+        <w:t xml:space="preserve"> 의 주소가 다른 이유는?</w:t>
       </w:r>
     </w:p>
     <w:p>
@@ -1184,7 +1366,21 @@
           <w:rFonts w:ascii="맑은 고딕" w:hAnsi="맑은 고딕" w:eastAsia="맑은 고딕"/>
           <w:sz w:val="21"/>
         </w:rPr>
-        <w:t>[중-02] `ip -4 addr show ens160` 에서 확인되는 것은?</w:t>
+        <w:t xml:space="preserve">[중-02] </w:t>
+      </w:r>
+      <w:r>
+        <w:rPr>
+          <w:rFonts w:ascii="Consolas" w:hAnsi="Consolas" w:eastAsia="Consolas" w:cs="Consolas"/>
+          <w:sz w:val="20"/>
+        </w:rPr>
+        <w:t xml:space="preserve">ip -4 addr show ens160</w:t>
+      </w:r>
+      <w:r>
+        <w:rPr>
+          <w:rFonts w:ascii="맑은 고딕" w:hAnsi="맑은 고딕" w:eastAsia="맑은 고딕"/>
+          <w:sz w:val="21"/>
+        </w:rPr>
+        <w:t xml:space="preserve"> 에서 확인되는 것은?</w:t>
       </w:r>
     </w:p>
     <w:p>
@@ -1292,7 +1488,49 @@
           <w:rFonts w:ascii="맑은 고딕" w:hAnsi="맑은 고딕" w:eastAsia="맑은 고딕"/>
           <w:sz w:val="21"/>
         </w:rPr>
-        <w:t>[중-04] `GV$CLUSTER_INTERCONNECTS` 의 `IS_PUBLIC` 이 `YES` 이면?</w:t>
+        <w:t xml:space="preserve">[중-04] </w:t>
+      </w:r>
+      <w:r>
+        <w:rPr>
+          <w:rFonts w:ascii="Consolas" w:hAnsi="Consolas" w:eastAsia="Consolas" w:cs="Consolas"/>
+          <w:sz w:val="20"/>
+        </w:rPr>
+        <w:t xml:space="preserve">GV$CLUSTER_INTERCONNECTS</w:t>
+      </w:r>
+      <w:r>
+        <w:rPr>
+          <w:rFonts w:ascii="맑은 고딕" w:hAnsi="맑은 고딕" w:eastAsia="맑은 고딕"/>
+          <w:sz w:val="21"/>
+        </w:rPr>
+        <w:t xml:space="preserve"> 의 </w:t>
+      </w:r>
+      <w:r>
+        <w:rPr>
+          <w:rFonts w:ascii="Consolas" w:hAnsi="Consolas" w:eastAsia="Consolas" w:cs="Consolas"/>
+          <w:sz w:val="20"/>
+        </w:rPr>
+        <w:t xml:space="preserve">IS_PUBLIC</w:t>
+      </w:r>
+      <w:r>
+        <w:rPr>
+          <w:rFonts w:ascii="맑은 고딕" w:hAnsi="맑은 고딕" w:eastAsia="맑은 고딕"/>
+          <w:sz w:val="21"/>
+        </w:rPr>
+        <w:t xml:space="preserve"> 이 </w:t>
+      </w:r>
+      <w:r>
+        <w:rPr>
+          <w:rFonts w:ascii="Consolas" w:hAnsi="Consolas" w:eastAsia="Consolas" w:cs="Consolas"/>
+          <w:sz w:val="20"/>
+        </w:rPr>
+        <w:t xml:space="preserve">YES</w:t>
+      </w:r>
+      <w:r>
+        <w:rPr>
+          <w:rFonts w:ascii="맑은 고딕" w:hAnsi="맑은 고딕" w:eastAsia="맑은 고딕"/>
+          <w:sz w:val="21"/>
+        </w:rPr>
+        <w:t xml:space="preserve"> 이면?</w:t>
       </w:r>
     </w:p>
     <w:p>
@@ -1346,7 +1584,21 @@
           <w:rFonts w:ascii="맑은 고딕" w:hAnsi="맑은 고딕" w:eastAsia="맑은 고딕"/>
           <w:sz w:val="21"/>
         </w:rPr>
-        <w:t>[중-05] `gc cr blocks received` 와 짝을 이루는 통계는?</w:t>
+        <w:t xml:space="preserve">[중-05] </w:t>
+      </w:r>
+      <w:r>
+        <w:rPr>
+          <w:rFonts w:ascii="Consolas" w:hAnsi="Consolas" w:eastAsia="Consolas" w:cs="Consolas"/>
+          <w:sz w:val="20"/>
+        </w:rPr>
+        <w:t xml:space="preserve">gc cr blocks received</w:t>
+      </w:r>
+      <w:r>
+        <w:rPr>
+          <w:rFonts w:ascii="맑은 고딕" w:hAnsi="맑은 고딕" w:eastAsia="맑은 고딕"/>
+          <w:sz w:val="21"/>
+        </w:rPr>
+        <w:t xml:space="preserve"> 와 짝을 이루는 통계는?</w:t>
       </w:r>
     </w:p>
     <w:p>
@@ -1400,7 +1652,35 @@
           <w:rFonts w:ascii="맑은 고딕" w:hAnsi="맑은 고딕" w:eastAsia="맑은 고딕"/>
           <w:sz w:val="21"/>
         </w:rPr>
-        <w:t>[중-06] `gc local grants` 대 `gc remote grants` 비율의 의미는?</w:t>
+        <w:t xml:space="preserve">[중-06] </w:t>
+      </w:r>
+      <w:r>
+        <w:rPr>
+          <w:rFonts w:ascii="Consolas" w:hAnsi="Consolas" w:eastAsia="Consolas" w:cs="Consolas"/>
+          <w:sz w:val="20"/>
+        </w:rPr>
+        <w:t xml:space="preserve">gc local grants</w:t>
+      </w:r>
+      <w:r>
+        <w:rPr>
+          <w:rFonts w:ascii="맑은 고딕" w:hAnsi="맑은 고딕" w:eastAsia="맑은 고딕"/>
+          <w:sz w:val="21"/>
+        </w:rPr>
+        <w:t xml:space="preserve"> 대 </w:t>
+      </w:r>
+      <w:r>
+        <w:rPr>
+          <w:rFonts w:ascii="Consolas" w:hAnsi="Consolas" w:eastAsia="Consolas" w:cs="Consolas"/>
+          <w:sz w:val="20"/>
+        </w:rPr>
+        <w:t xml:space="preserve">gc remote grants</w:t>
+      </w:r>
+      <w:r>
+        <w:rPr>
+          <w:rFonts w:ascii="맑은 고딕" w:hAnsi="맑은 고딕" w:eastAsia="맑은 고딕"/>
+          <w:sz w:val="21"/>
+        </w:rPr>
+        <w:t xml:space="preserve"> 비율의 의미는?</w:t>
       </w:r>
     </w:p>
     <w:p>
@@ -1454,7 +1734,21 @@
           <w:rFonts w:ascii="맑은 고딕" w:hAnsi="맑은 고딕" w:eastAsia="맑은 고딕"/>
           <w:sz w:val="21"/>
         </w:rPr>
-        <w:t>[중-07] `gc current block busy` 라는 이름을 세 부분으로 나누면?</w:t>
+        <w:t xml:space="preserve">[중-07] </w:t>
+      </w:r>
+      <w:r>
+        <w:rPr>
+          <w:rFonts w:ascii="Consolas" w:hAnsi="Consolas" w:eastAsia="Consolas" w:cs="Consolas"/>
+          <w:sz w:val="20"/>
+        </w:rPr>
+        <w:t xml:space="preserve">gc current block busy</w:t>
+      </w:r>
+      <w:r>
+        <w:rPr>
+          <w:rFonts w:ascii="맑은 고딕" w:hAnsi="맑은 고딕" w:eastAsia="맑은 고딕"/>
+          <w:sz w:val="21"/>
+        </w:rPr>
+        <w:t xml:space="preserve"> 라는 이름을 세 부분으로 나누면?</w:t>
       </w:r>
     </w:p>
     <w:p>
@@ -1508,7 +1802,21 @@
           <w:rFonts w:ascii="맑은 고딕" w:hAnsi="맑은 고딕" w:eastAsia="맑은 고딕"/>
           <w:sz w:val="21"/>
         </w:rPr>
-        <w:t>[중-08] 이 랩에서 `gc current block 3-way` 가 나오지 않는 이유는?</w:t>
+        <w:t xml:space="preserve">[중-08] 이 랩에서 </w:t>
+      </w:r>
+      <w:r>
+        <w:rPr>
+          <w:rFonts w:ascii="Consolas" w:hAnsi="Consolas" w:eastAsia="Consolas" w:cs="Consolas"/>
+          <w:sz w:val="20"/>
+        </w:rPr>
+        <w:t xml:space="preserve">gc current block 3-way</w:t>
+      </w:r>
+      <w:r>
+        <w:rPr>
+          <w:rFonts w:ascii="맑은 고딕" w:hAnsi="맑은 고딕" w:eastAsia="맑은 고딕"/>
+          <w:sz w:val="21"/>
+        </w:rPr>
+        <w:t xml:space="preserve"> 가 나오지 않는 이유는?</w:t>
       </w:r>
     </w:p>
     <w:p>
@@ -1562,7 +1870,21 @@
           <w:rFonts w:ascii="맑은 고딕" w:hAnsi="맑은 고딕" w:eastAsia="맑은 고딕"/>
           <w:sz w:val="21"/>
         </w:rPr>
-        <w:t>[중-09] 부하 실험에서 `gc current blocks received` 증가분은?</w:t>
+        <w:t xml:space="preserve">[중-09] 부하 실험에서 </w:t>
+      </w:r>
+      <w:r>
+        <w:rPr>
+          <w:rFonts w:ascii="Consolas" w:hAnsi="Consolas" w:eastAsia="Consolas" w:cs="Consolas"/>
+          <w:sz w:val="20"/>
+        </w:rPr>
+        <w:t xml:space="preserve">gc current blocks received</w:t>
+      </w:r>
+      <w:r>
+        <w:rPr>
+          <w:rFonts w:ascii="맑은 고딕" w:hAnsi="맑은 고딕" w:eastAsia="맑은 고딕"/>
+          <w:sz w:val="21"/>
+        </w:rPr>
+        <w:t xml:space="preserve"> 증가분은?</w:t>
       </w:r>
     </w:p>
     <w:p>
@@ -1670,7 +1992,21 @@
           <w:rFonts w:ascii="맑은 고딕" w:hAnsi="맑은 고딕" w:eastAsia="맑은 고딕"/>
           <w:sz w:val="21"/>
         </w:rPr>
-        <w:t>[중-11] 부하 후 `gc current block busy` 의 평균 대기는?</w:t>
+        <w:t xml:space="preserve">[중-11] 부하 후 </w:t>
+      </w:r>
+      <w:r>
+        <w:rPr>
+          <w:rFonts w:ascii="Consolas" w:hAnsi="Consolas" w:eastAsia="Consolas" w:cs="Consolas"/>
+          <w:sz w:val="20"/>
+        </w:rPr>
+        <w:t xml:space="preserve">gc current block busy</w:t>
+      </w:r>
+      <w:r>
+        <w:rPr>
+          <w:rFonts w:ascii="맑은 고딕" w:hAnsi="맑은 고딕" w:eastAsia="맑은 고딕"/>
+          <w:sz w:val="21"/>
+        </w:rPr>
+        <w:t xml:space="preserve"> 의 평균 대기는?</w:t>
       </w:r>
     </w:p>
     <w:p>
@@ -1724,7 +2060,21 @@
           <w:rFonts w:ascii="맑은 고딕" w:hAnsi="맑은 고딕" w:eastAsia="맑은 고딕"/>
           <w:sz w:val="21"/>
         </w:rPr>
-        <w:t>[중-12] `gc buffer busy release` 가 함께 오른 이유는?</w:t>
+        <w:t xml:space="preserve">[중-12] </w:t>
+      </w:r>
+      <w:r>
+        <w:rPr>
+          <w:rFonts w:ascii="Consolas" w:hAnsi="Consolas" w:eastAsia="Consolas" w:cs="Consolas"/>
+          <w:sz w:val="20"/>
+        </w:rPr>
+        <w:t xml:space="preserve">gc buffer busy release</w:t>
+      </w:r>
+      <w:r>
+        <w:rPr>
+          <w:rFonts w:ascii="맑은 고딕" w:hAnsi="맑은 고딕" w:eastAsia="맑은 고딕"/>
+          <w:sz w:val="21"/>
+        </w:rPr>
+        <w:t xml:space="preserve"> 가 함께 오른 이유는?</w:t>
       </w:r>
     </w:p>
     <w:p>
@@ -1778,7 +2128,21 @@
           <w:rFonts w:ascii="맑은 고딕" w:hAnsi="맑은 고딕" w:eastAsia="맑은 고딕"/>
           <w:sz w:val="21"/>
         </w:rPr>
-        <w:t>[중-13] `GV$SEGMENT_STATISTICS` 를 보는 목적은?</w:t>
+        <w:t xml:space="preserve">[중-13] </w:t>
+      </w:r>
+      <w:r>
+        <w:rPr>
+          <w:rFonts w:ascii="Consolas" w:hAnsi="Consolas" w:eastAsia="Consolas" w:cs="Consolas"/>
+          <w:sz w:val="20"/>
+        </w:rPr>
+        <w:t xml:space="preserve">GV$SEGMENT_STATISTICS</w:t>
+      </w:r>
+      <w:r>
+        <w:rPr>
+          <w:rFonts w:ascii="맑은 고딕" w:hAnsi="맑은 고딕" w:eastAsia="맑은 고딕"/>
+          <w:sz w:val="21"/>
+        </w:rPr>
+        <w:t xml:space="preserve"> 를 보는 목적은?</w:t>
       </w:r>
     </w:p>
     <w:p>
@@ -1832,7 +2196,21 @@
           <w:rFonts w:ascii="맑은 고딕" w:hAnsi="맑은 고딕" w:eastAsia="맑은 고딕"/>
           <w:sz w:val="21"/>
         </w:rPr>
-        <w:t>[중-14] `GV$INSTANCE_CACHE_TRANSFER` 에서 가장 큰 값을 보인 항목은?</w:t>
+        <w:t xml:space="preserve">[중-14] </w:t>
+      </w:r>
+      <w:r>
+        <w:rPr>
+          <w:rFonts w:ascii="Consolas" w:hAnsi="Consolas" w:eastAsia="Consolas" w:cs="Consolas"/>
+          <w:sz w:val="20"/>
+        </w:rPr>
+        <w:t xml:space="preserve">GV$INSTANCE_CACHE_TRANSFER</w:t>
+      </w:r>
+      <w:r>
+        <w:rPr>
+          <w:rFonts w:ascii="맑은 고딕" w:hAnsi="맑은 고딕" w:eastAsia="맑은 고딕"/>
+          <w:sz w:val="21"/>
+        </w:rPr>
+        <w:t xml:space="preserve"> 에서 가장 큰 값을 보인 항목은?</w:t>
       </w:r>
     </w:p>
     <w:p>
@@ -1886,7 +2264,35 @@
           <w:rFonts w:ascii="맑은 고딕" w:hAnsi="맑은 고딕" w:eastAsia="맑은 고딕"/>
           <w:sz w:val="21"/>
         </w:rPr>
-        <w:t>[중-15] `undo header` 의 `CR_BLOCK` 이 큰 이유는?</w:t>
+        <w:t xml:space="preserve">[중-15] </w:t>
+      </w:r>
+      <w:r>
+        <w:rPr>
+          <w:rFonts w:ascii="Consolas" w:hAnsi="Consolas" w:eastAsia="Consolas" w:cs="Consolas"/>
+          <w:sz w:val="20"/>
+        </w:rPr>
+        <w:t xml:space="preserve">undo header</w:t>
+      </w:r>
+      <w:r>
+        <w:rPr>
+          <w:rFonts w:ascii="맑은 고딕" w:hAnsi="맑은 고딕" w:eastAsia="맑은 고딕"/>
+          <w:sz w:val="21"/>
+        </w:rPr>
+        <w:t xml:space="preserve"> 의 </w:t>
+      </w:r>
+      <w:r>
+        <w:rPr>
+          <w:rFonts w:ascii="Consolas" w:hAnsi="Consolas" w:eastAsia="Consolas" w:cs="Consolas"/>
+          <w:sz w:val="20"/>
+        </w:rPr>
+        <w:t xml:space="preserve">CR_BLOCK</w:t>
+      </w:r>
+      <w:r>
+        <w:rPr>
+          <w:rFonts w:ascii="맑은 고딕" w:hAnsi="맑은 고딕" w:eastAsia="맑은 고딕"/>
+          <w:sz w:val="21"/>
+        </w:rPr>
+        <w:t xml:space="preserve"> 이 큰 이유는?</w:t>
       </w:r>
     </w:p>
     <w:p>
@@ -1940,7 +2346,35 @@
           <w:rFonts w:ascii="맑은 고딕" w:hAnsi="맑은 고딕" w:eastAsia="맑은 고딕"/>
           <w:sz w:val="21"/>
         </w:rPr>
-        <w:t>[중-16] 이 랩에서 `CR_2HOP` 이 항상 `CR_BLOCK` 과 같은 이유는?</w:t>
+        <w:t xml:space="preserve">[중-16] 이 랩에서 </w:t>
+      </w:r>
+      <w:r>
+        <w:rPr>
+          <w:rFonts w:ascii="Consolas" w:hAnsi="Consolas" w:eastAsia="Consolas" w:cs="Consolas"/>
+          <w:sz w:val="20"/>
+        </w:rPr>
+        <w:t xml:space="preserve">CR_2HOP</w:t>
+      </w:r>
+      <w:r>
+        <w:rPr>
+          <w:rFonts w:ascii="맑은 고딕" w:hAnsi="맑은 고딕" w:eastAsia="맑은 고딕"/>
+          <w:sz w:val="21"/>
+        </w:rPr>
+        <w:t xml:space="preserve"> 이 항상 </w:t>
+      </w:r>
+      <w:r>
+        <w:rPr>
+          <w:rFonts w:ascii="Consolas" w:hAnsi="Consolas" w:eastAsia="Consolas" w:cs="Consolas"/>
+          <w:sz w:val="20"/>
+        </w:rPr>
+        <w:t xml:space="preserve">CR_BLOCK</w:t>
+      </w:r>
+      <w:r>
+        <w:rPr>
+          <w:rFonts w:ascii="맑은 고딕" w:hAnsi="맑은 고딕" w:eastAsia="맑은 고딕"/>
+          <w:sz w:val="21"/>
+        </w:rPr>
+        <w:t xml:space="preserve"> 과 같은 이유는?</w:t>
       </w:r>
     </w:p>
     <w:p>
@@ -1994,7 +2428,21 @@
           <w:rFonts w:ascii="맑은 고딕" w:hAnsi="맑은 고딕" w:eastAsia="맑은 고딕"/>
           <w:sz w:val="21"/>
         </w:rPr>
-        <w:t>[중-17] `tfactl diagcollect -crs -last 1h -node local -tag ch20` 의 실측 결과는?</w:t>
+        <w:t xml:space="preserve">[중-17] </w:t>
+      </w:r>
+      <w:r>
+        <w:rPr>
+          <w:rFonts w:ascii="Consolas" w:hAnsi="Consolas" w:eastAsia="Consolas" w:cs="Consolas"/>
+          <w:sz w:val="20"/>
+        </w:rPr>
+        <w:t xml:space="preserve">tfactl diagcollect -crs -last 1h -node local -tag ch20</w:t>
+      </w:r>
+      <w:r>
+        <w:rPr>
+          <w:rFonts w:ascii="맑은 고딕" w:hAnsi="맑은 고딕" w:eastAsia="맑은 고딕"/>
+          <w:sz w:val="21"/>
+        </w:rPr>
+        <w:t xml:space="preserve"> 의 실측 결과는?</w:t>
       </w:r>
     </w:p>
     <w:p>
@@ -2048,7 +2496,35 @@
           <w:rFonts w:ascii="맑은 고딕" w:hAnsi="맑은 고딕" w:eastAsia="맑은 고딕"/>
           <w:sz w:val="21"/>
         </w:rPr>
-        <w:t>[중-18] `-node local` 대신 `-node all` 을 쓰면?</w:t>
+        <w:t xml:space="preserve">[중-18] </w:t>
+      </w:r>
+      <w:r>
+        <w:rPr>
+          <w:rFonts w:ascii="Consolas" w:hAnsi="Consolas" w:eastAsia="Consolas" w:cs="Consolas"/>
+          <w:sz w:val="20"/>
+        </w:rPr>
+        <w:t xml:space="preserve">-node local</w:t>
+      </w:r>
+      <w:r>
+        <w:rPr>
+          <w:rFonts w:ascii="맑은 고딕" w:hAnsi="맑은 고딕" w:eastAsia="맑은 고딕"/>
+          <w:sz w:val="21"/>
+        </w:rPr>
+        <w:t xml:space="preserve"> 대신 </w:t>
+      </w:r>
+      <w:r>
+        <w:rPr>
+          <w:rFonts w:ascii="Consolas" w:hAnsi="Consolas" w:eastAsia="Consolas" w:cs="Consolas"/>
+          <w:sz w:val="20"/>
+        </w:rPr>
+        <w:t xml:space="preserve">-node all</w:t>
+      </w:r>
+      <w:r>
+        <w:rPr>
+          <w:rFonts w:ascii="맑은 고딕" w:hAnsi="맑은 고딕" w:eastAsia="맑은 고딕"/>
+          <w:sz w:val="21"/>
+        </w:rPr>
+        <w:t xml:space="preserve"> 을 쓰면?</w:t>
       </w:r>
     </w:p>
     <w:p>
@@ -2272,7 +2748,21 @@
           <w:rFonts w:ascii="맑은 고딕" w:hAnsi="맑은 고딕" w:eastAsia="맑은 고딕"/>
           <w:sz w:val="21"/>
         </w:rPr>
-        <w:t>[상-02] 사설망 `ping` 만으로 인터커넥트를 확인하면 놓치는 것은?</w:t>
+        <w:t xml:space="preserve">[상-02] 사설망 </w:t>
+      </w:r>
+      <w:r>
+        <w:rPr>
+          <w:rFonts w:ascii="Consolas" w:hAnsi="Consolas" w:eastAsia="Consolas" w:cs="Consolas"/>
+          <w:sz w:val="20"/>
+        </w:rPr>
+        <w:t xml:space="preserve">ping</w:t>
+      </w:r>
+      <w:r>
+        <w:rPr>
+          <w:rFonts w:ascii="맑은 고딕" w:hAnsi="맑은 고딕" w:eastAsia="맑은 고딕"/>
+          <w:sz w:val="21"/>
+        </w:rPr>
+        <w:t xml:space="preserve"> 만으로 인터커넥트를 확인하면 놓치는 것은?</w:t>
       </w:r>
     </w:p>
     <w:p>
@@ -2380,7 +2870,35 @@
           <w:rFonts w:ascii="맑은 고딕" w:hAnsi="맑은 고딕" w:eastAsia="맑은 고딕"/>
           <w:sz w:val="21"/>
         </w:rPr>
-        <w:t>[상-04] `busy` 가 많은 경우와 `2-way` 가 많은 경우의 차이는?</w:t>
+        <w:t xml:space="preserve">[상-04] </w:t>
+      </w:r>
+      <w:r>
+        <w:rPr>
+          <w:rFonts w:ascii="Consolas" w:hAnsi="Consolas" w:eastAsia="Consolas" w:cs="Consolas"/>
+          <w:sz w:val="20"/>
+        </w:rPr>
+        <w:t xml:space="preserve">busy</w:t>
+      </w:r>
+      <w:r>
+        <w:rPr>
+          <w:rFonts w:ascii="맑은 고딕" w:hAnsi="맑은 고딕" w:eastAsia="맑은 고딕"/>
+          <w:sz w:val="21"/>
+        </w:rPr>
+        <w:t xml:space="preserve"> 가 많은 경우와 </w:t>
+      </w:r>
+      <w:r>
+        <w:rPr>
+          <w:rFonts w:ascii="Consolas" w:hAnsi="Consolas" w:eastAsia="Consolas" w:cs="Consolas"/>
+          <w:sz w:val="20"/>
+        </w:rPr>
+        <w:t xml:space="preserve">2-way</w:t>
+      </w:r>
+      <w:r>
+        <w:rPr>
+          <w:rFonts w:ascii="맑은 고딕" w:hAnsi="맑은 고딕" w:eastAsia="맑은 고딕"/>
+          <w:sz w:val="21"/>
+        </w:rPr>
+        <w:t xml:space="preserve"> 가 많은 경우의 차이는?</w:t>
       </w:r>
     </w:p>
     <w:p>
@@ -2578,7 +3096,21 @@
           <w:rFonts w:ascii="맑은 고딕" w:hAnsi="맑은 고딕" w:eastAsia="맑은 고딕"/>
           <w:sz w:val="21"/>
         </w:rPr>
-        <w:t>④ `group by thread#` 가 행이 없는 스레드를 결과에서 제외했기 때문</w:t>
+        <w:t xml:space="preserve">④ </w:t>
+      </w:r>
+      <w:r>
+        <w:rPr>
+          <w:rFonts w:ascii="Consolas" w:hAnsi="Consolas" w:eastAsia="Consolas" w:cs="Consolas"/>
+          <w:sz w:val="20"/>
+        </w:rPr>
+        <w:t xml:space="preserve">group by thread#</w:t>
+      </w:r>
+      <w:r>
+        <w:rPr>
+          <w:rFonts w:ascii="맑은 고딕" w:hAnsi="맑은 고딕" w:eastAsia="맑은 고딕"/>
+          <w:sz w:val="21"/>
+        </w:rPr>
+        <w:t xml:space="preserve"> 가 행이 없는 스레드를 결과에서 제외했기 때문</w:t>
       </w:r>
     </w:p>
     <w:p>
@@ -2605,25 +3137,81 @@
           <w:rFonts w:ascii="맑은 고딕" w:hAnsi="맑은 고딕" w:eastAsia="맑은 고딕"/>
           <w:sz w:val="21"/>
         </w:rPr>
-        <w:t>① `V$ARCHIVED_LOG` 를 `union all` 한다 — 중복을 허용해 누락을 막는다</w:t>
-      </w:r>
-    </w:p>
-    <w:p>
-      <w:r>
-        <w:rPr>
-          <w:rFonts w:ascii="맑은 고딕" w:hAnsi="맑은 고딕" w:eastAsia="맑은 고딕"/>
-          <w:sz w:val="21"/>
-        </w:rPr>
-        <w:t>② `V$THREAD` 에 아우터 조인한다 — "있어야 할 것의 목록" 을 기준으로 조회한다</w:t>
-      </w:r>
-    </w:p>
-    <w:p>
-      <w:r>
-        <w:rPr>
-          <w:rFonts w:ascii="맑은 고딕" w:hAnsi="맑은 고딕" w:eastAsia="맑은 고딕"/>
-          <w:sz w:val="21"/>
-        </w:rPr>
-        <w:t>③ `deleted='NO'` 조건을 뺀다 — 삭제된 것까지 세면 누락이 없다</w:t>
+        <w:t xml:space="preserve">① </w:t>
+      </w:r>
+      <w:r>
+        <w:rPr>
+          <w:rFonts w:ascii="Consolas" w:hAnsi="Consolas" w:eastAsia="Consolas" w:cs="Consolas"/>
+          <w:sz w:val="20"/>
+        </w:rPr>
+        <w:t xml:space="preserve">V$ARCHIVED_LOG</w:t>
+      </w:r>
+      <w:r>
+        <w:rPr>
+          <w:rFonts w:ascii="맑은 고딕" w:hAnsi="맑은 고딕" w:eastAsia="맑은 고딕"/>
+          <w:sz w:val="21"/>
+        </w:rPr>
+        <w:t xml:space="preserve"> 를 </w:t>
+      </w:r>
+      <w:r>
+        <w:rPr>
+          <w:rFonts w:ascii="Consolas" w:hAnsi="Consolas" w:eastAsia="Consolas" w:cs="Consolas"/>
+          <w:sz w:val="20"/>
+        </w:rPr>
+        <w:t xml:space="preserve">union all</w:t>
+      </w:r>
+      <w:r>
+        <w:rPr>
+          <w:rFonts w:ascii="맑은 고딕" w:hAnsi="맑은 고딕" w:eastAsia="맑은 고딕"/>
+          <w:sz w:val="21"/>
+        </w:rPr>
+        <w:t xml:space="preserve"> 한다 — 중복을 허용해 누락을 막는다</w:t>
+      </w:r>
+    </w:p>
+    <w:p>
+      <w:r>
+        <w:rPr>
+          <w:rFonts w:ascii="맑은 고딕" w:hAnsi="맑은 고딕" w:eastAsia="맑은 고딕"/>
+          <w:sz w:val="21"/>
+        </w:rPr>
+        <w:t xml:space="preserve">② </w:t>
+      </w:r>
+      <w:r>
+        <w:rPr>
+          <w:rFonts w:ascii="Consolas" w:hAnsi="Consolas" w:eastAsia="Consolas" w:cs="Consolas"/>
+          <w:sz w:val="20"/>
+        </w:rPr>
+        <w:t xml:space="preserve">V$THREAD</w:t>
+      </w:r>
+      <w:r>
+        <w:rPr>
+          <w:rFonts w:ascii="맑은 고딕" w:hAnsi="맑은 고딕" w:eastAsia="맑은 고딕"/>
+          <w:sz w:val="21"/>
+        </w:rPr>
+        <w:t xml:space="preserve"> 에 아우터 조인한다 — "있어야 할 것의 목록" 을 기준으로 조회한다</w:t>
+      </w:r>
+    </w:p>
+    <w:p>
+      <w:r>
+        <w:rPr>
+          <w:rFonts w:ascii="맑은 고딕" w:hAnsi="맑은 고딕" w:eastAsia="맑은 고딕"/>
+          <w:sz w:val="21"/>
+        </w:rPr>
+        <w:t xml:space="preserve">③ </w:t>
+      </w:r>
+      <w:r>
+        <w:rPr>
+          <w:rFonts w:ascii="Consolas" w:hAnsi="Consolas" w:eastAsia="Consolas" w:cs="Consolas"/>
+          <w:sz w:val="20"/>
+        </w:rPr>
+        <w:t xml:space="preserve">deleted='NO'</w:t>
+      </w:r>
+      <w:r>
+        <w:rPr>
+          <w:rFonts w:ascii="맑은 고딕" w:hAnsi="맑은 고딕" w:eastAsia="맑은 고딕"/>
+          <w:sz w:val="21"/>
+        </w:rPr>
+        <w:t xml:space="preserve"> 조건을 뺀다 — 삭제된 것까지 세면 누락이 없다</w:t>
       </w:r>
     </w:p>
     <w:p>
